--- a/熊猫成仙，从青竹山开始/第一卷 龙蛇起陆/第011章 谁在我家田里放的火.docx
+++ b/熊猫成仙，从青竹山开始/第一卷 龙蛇起陆/第011章 谁在我家田里放的火.docx
@@ -271,7 +271,7 @@
           <w:sz w:val="27"/>
           <w:szCs w:val="27"/>
         </w:rPr>
-        <w:t xml:space="preserve">风从石缝里出来，带着一点声音。不是水声，也不是风声。他把耳朵贴在石板上，听了很久，什么也没听出来。</w:t>
+        <w:t xml:space="preserve">风从石缝里出来，带着一点声音。不是水声，也不是风声。他把耳朵贴在石板上，听到耳朵发疼，什么也没听出来。</w:t>
       </w:r>
     </w:p>
     <w:p>
@@ -915,7 +915,7 @@
           <w:sz w:val="27"/>
           <w:szCs w:val="27"/>
         </w:rPr>
-        <w:t xml:space="preserve">柳禾在院里站了很久。</w:t>
+        <w:t xml:space="preserve">柳禾在院里站着，站到灶间的火自己灭了。</w:t>
       </w:r>
     </w:p>
     <w:p>
@@ -1419,7 +1419,7 @@
           <w:sz w:val="27"/>
           <w:szCs w:val="27"/>
         </w:rPr>
-        <w:t xml:space="preserve">竹长义蹲在田边，一句话没说。他手里捏着一根烧断的竹子，捏了很久，捏成了一把黑渣。</w:t>
+        <w:t xml:space="preserve">竹长义蹲在田边，一句话没说。他手里捏着一根烧断的竹子，捏成了一把黑渣。</w:t>
       </w:r>
     </w:p>
     <w:p>
@@ -1573,7 +1573,7 @@
           <w:sz w:val="27"/>
           <w:szCs w:val="27"/>
         </w:rPr>
-        <w:t xml:space="preserve">竹长庚看着那片炭，看了很久。</w:t>
+        <w:t xml:space="preserve">竹长庚看着那片炭，从天灰看到天黑。</w:t>
       </w:r>
     </w:p>
     <w:p>
